--- a/k8s/k8s.docx
+++ b/k8s/k8s.docx
@@ -793,7 +793,6 @@
       <w:pPr>
         <w:ind w:firstLineChars="0" w:firstLine="0"/>
         <w:rPr>
-          <w:rFonts w:hint="eastAsia"/>
           <w:color w:val="000000" w:themeColor="text1"/>
         </w:rPr>
       </w:pPr>
@@ -1039,6 +1038,100 @@
         </w:rPr>
         <w:t>名字</w:t>
       </w:r>
+    </w:p>
+    <w:p>
+      <w:pPr>
+        <w:pStyle w:val="a8"/>
+        <w:shd w:val="clear" w:color="auto" w:fill="FFFFFF"/>
+        <w:spacing w:before="0" w:beforeAutospacing="0" w:after="0" w:afterAutospacing="0" w:line="360" w:lineRule="atLeast"/>
+        <w:ind w:firstLineChars="100" w:firstLine="240"/>
+        <w:rPr>
+          <w:rFonts w:ascii="Arial" w:hAnsi="Arial" w:cs="Arial"/>
+          <w:color w:val="333333"/>
+        </w:rPr>
+      </w:pPr>
+      <w:r>
+        <w:rPr>
+          <w:rStyle w:val="bjh-p"/>
+          <w:rFonts w:ascii="Arial" w:hAnsi="Arial" w:cs="Arial"/>
+          <w:color w:val="333333"/>
+        </w:rPr>
+        <w:t>UP-TO-DATE:</w:t>
+      </w:r>
+      <w:r>
+        <w:rPr>
+          <w:rStyle w:val="bjh-p"/>
+          <w:rFonts w:ascii="Arial" w:hAnsi="Arial" w:cs="Arial"/>
+          <w:color w:val="333333"/>
+        </w:rPr>
+        <w:t>最新部署副本数</w:t>
+      </w:r>
+    </w:p>
+    <w:p>
+      <w:pPr>
+        <w:pStyle w:val="a8"/>
+        <w:shd w:val="clear" w:color="auto" w:fill="FFFFFF"/>
+        <w:spacing w:before="0" w:beforeAutospacing="0" w:after="0" w:afterAutospacing="0" w:line="360" w:lineRule="atLeast"/>
+        <w:ind w:firstLineChars="100" w:firstLine="240"/>
+        <w:rPr>
+          <w:rFonts w:ascii="Arial" w:hAnsi="Arial" w:cs="Arial"/>
+          <w:color w:val="333333"/>
+        </w:rPr>
+      </w:pPr>
+      <w:r>
+        <w:rPr>
+          <w:rStyle w:val="bjh-p"/>
+          <w:rFonts w:ascii="Arial" w:hAnsi="Arial" w:cs="Arial"/>
+          <w:color w:val="333333"/>
+        </w:rPr>
+        <w:t xml:space="preserve">AVAILBLE: </w:t>
+      </w:r>
+      <w:r>
+        <w:rPr>
+          <w:rStyle w:val="bjh-p"/>
+          <w:rFonts w:ascii="Arial" w:hAnsi="Arial" w:cs="Arial"/>
+          <w:color w:val="333333"/>
+        </w:rPr>
+        <w:t>运行中的副本数</w:t>
+      </w:r>
+    </w:p>
+    <w:p>
+      <w:pPr>
+        <w:pStyle w:val="a8"/>
+        <w:shd w:val="clear" w:color="auto" w:fill="FFFFFF"/>
+        <w:spacing w:before="0" w:beforeAutospacing="0" w:after="0" w:afterAutospacing="0" w:line="360" w:lineRule="atLeast"/>
+        <w:ind w:firstLineChars="100" w:firstLine="240"/>
+        <w:rPr>
+          <w:rFonts w:ascii="Arial" w:hAnsi="Arial" w:cs="Arial"/>
+          <w:color w:val="333333"/>
+        </w:rPr>
+      </w:pPr>
+      <w:bookmarkStart w:id="0" w:name="_GoBack"/>
+      <w:bookmarkEnd w:id="0"/>
+      <w:r>
+        <w:rPr>
+          <w:rStyle w:val="bjh-p"/>
+          <w:rFonts w:ascii="Arial" w:hAnsi="Arial" w:cs="Arial"/>
+          <w:color w:val="333333"/>
+        </w:rPr>
+        <w:t xml:space="preserve">AGE: </w:t>
+      </w:r>
+      <w:r>
+        <w:rPr>
+          <w:rStyle w:val="bjh-p"/>
+          <w:rFonts w:ascii="Arial" w:hAnsi="Arial" w:cs="Arial"/>
+          <w:color w:val="333333"/>
+        </w:rPr>
+        <w:t>已经运行的时间</w:t>
+      </w:r>
+    </w:p>
+    <w:p>
+      <w:pPr>
+        <w:ind w:firstLineChars="83" w:firstLine="199"/>
+        <w:rPr>
+          <w:rFonts w:hint="eastAsia"/>
+        </w:rPr>
+      </w:pPr>
     </w:p>
     <w:p>
       <w:pPr>
@@ -1651,7 +1744,6 @@
           <w:shd w:val="clear" w:color="auto" w:fill="FFFFFF"/>
         </w:rPr>
       </w:pPr>
-      <w:bookmarkStart w:id="0" w:name="_GoBack"/>
       <w:r>
         <w:rPr>
           <w:color w:val="2E74B5" w:themeColor="accent1" w:themeShade="BF"/>
@@ -1711,7 +1803,6 @@
         <w:t>f</w:t>
       </w:r>
     </w:p>
-    <w:bookmarkEnd w:id="0"/>
     <w:p>
       <w:pPr>
         <w:ind w:firstLineChars="0" w:firstLine="0"/>
@@ -2962,6 +3053,30 @@
       <w:szCs w:val="18"/>
     </w:rPr>
   </w:style>
+  <w:style w:type="paragraph" w:styleId="a8">
+    <w:name w:val="Normal (Web)"/>
+    <w:basedOn w:val="a"/>
+    <w:uiPriority w:val="99"/>
+    <w:semiHidden/>
+    <w:unhideWhenUsed/>
+    <w:rsid w:val="000019AB"/>
+    <w:pPr>
+      <w:widowControl/>
+      <w:spacing w:before="100" w:beforeAutospacing="1" w:after="100" w:afterAutospacing="1" w:line="240" w:lineRule="auto"/>
+      <w:ind w:firstLineChars="0" w:firstLine="0"/>
+      <w:jc w:val="left"/>
+    </w:pPr>
+    <w:rPr>
+      <w:rFonts w:ascii="宋体" w:hAnsi="宋体" w:cs="宋体"/>
+      <w:kern w:val="0"/>
+      <w:szCs w:val="24"/>
+    </w:rPr>
+  </w:style>
+  <w:style w:type="character" w:customStyle="1" w:styleId="bjh-p">
+    <w:name w:val="bjh-p"/>
+    <w:basedOn w:val="a0"/>
+    <w:rsid w:val="000019AB"/>
+  </w:style>
 </w:styles>
 </file>
 
